--- a/docs/สรุปการปรับปรุงระบบ-OilJobber-ระบบขาย.docx
+++ b/docs/สรุปการปรับปรุงระบบ-OilJobber-ระบบขาย.docx
@@ -428,7 +428,7 @@
         <w:spacing w:after="120" w:line="300" w:lineRule="auto"/>
       </w:pPr>
       <w:r>
-        <w:t>ส่วนหัวของฟอร์มมีช่องใหม่ 2 ช่อง คือพนักงานขายและหมายเหตุ พนักงานขายที่เปิดบิลจะถูกใส่ชื่อให้และแก้ไม่ได้ ผู้ดูแลหรือบัญชีเลือกได้ โดยระบบใส่พนักงานขายประจำของลูกค้ามาให้ก่อน หมายเหตุพิมพ์ลงใบสั่งซื้อและใบกำกับภาษี</w:t>
+        <w:t>ส่วนหัวของฟอร์มมีช่องใหม่ 2 ช่อง คือพนักงานขายและหมายเหตุ พนักงานขายที่เปิดบิลจะถูกใส่ชื่อให้และแก้ไม่ได้ ผู้ดูแล ผู้จัดการฝ่ายขาย หรือบัญชีเลือกได้ โดยระบบใส่พนักงานขายประจำของลูกค้ามาให้ก่อน หมายเหตุพิมพ์ลงใบสั่งซื้อและใบกำกับภาษี</w:t>
       </w:r>
     </w:p>
     <w:p>
@@ -583,7 +583,7 @@
         <w:spacing w:after="120" w:line="300" w:lineRule="auto"/>
       </w:pPr>
       <w:r>
-        <w:t>ส่วนลดท้ายบิลอยู่ซ้ายมือของสรุปท้ายบิล ใส่เป็นจำนวนเงินบาทพร้อมเหตุผล เช่น ลูกค้าประจำ บรรทัด "รวมรายการ" และ "หัก ส่วนลดท้ายบิล" จะขึ้นเฉพาะเมื่อมีส่วนลด VAT คิดจากยอดหลังหัก ใส่ค่าลบไม่ได้ ใส่เกินยอดบิลระบบไม่รับ</w:t>
+        <w:t>ส่วนลดท้ายบิลอยู่ซ้ายมือของสรุปท้ายบิล ใส่เป็นจำนวนเงินบาทพร้อมเหตุผล เช่น ลูกค้าประจำ บรรทัด "รวมรายการ" และ "หัก ส่วนลดท้ายบิล" จะขึ้นเฉพาะเมื่อมีส่วนลด VAT คิดจากยอดหลังหัก ใส่ค่าลบหรือใส่เกินยอดบิลไม่ได้ ระบบจะไม่รับ</w:t>
       </w:r>
     </w:p>
     <w:p>
@@ -937,7 +937,7 @@
           <w:sz w:val="17"/>
           <w:szCs w:val="17"/>
         </w:rPr>
-        <w:t>ภาพ 11 ใบเสร็จรับเงินของการชำระงวดแรก พร้อมยอดบิล ยอดรับ ยอดคงค้าง และประวัติการชำระ</w:t>
+        <w:t>ภาพ 11 ใบเสร็จรับเงินของการชำระงวดแรก แสดงยอดบิล ยอดรับ ยอดคงค้าง และประวัติการชำระ</w:t>
       </w:r>
     </w:p>
     <w:p>
@@ -1526,7 +1526,7 @@
         <w:spacing w:after="120" w:line="300" w:lineRule="auto"/>
       </w:pPr>
       <w:r>
-        <w:t>ฟอร์มลูกค้ามีช่องใหม่ 3 ช่อง ค่ากลางปรับราคาเป็นบาทต่อลิตรที่ผู้ดูแลตั้ง ติดลบได้ ค่าธรรมเนียมเซลเป็นบาทต่อลิตรที่พนักงานขายบวกเพิ่ม ติดลบไม่ได้ และพนักงานขายประจำใช้เป็นค่าเริ่มต้นตอนเปิดบิล พนักงานขายแก้ได้เฉพาะช่องค่าธรรมเนียม ช่องอื่นเป็นสีเทาและระบบไม่รับค่าแม้ส่งมา</w:t>
+        <w:t>ฟอร์มลูกค้ามีช่องใหม่ 3 ช่อง ค่ากลางปรับราคาเป็นบาทต่อลิตรที่ผู้ดูแลตั้ง ติดลบได้ ค่าธรรมเนียมเซลเป็นบาทต่อลิตรที่พนักงานขายบวกเพิ่ม ติดลบไม่ได้ และพนักงานขายประจำใช้เป็นค่าเริ่มต้นตอนเปิดบิล และตั้งแต่รอบนี้ยังกำหนดด้วยว่าพนักงานขายคนไหนเห็นลูกค้ารายนี้ (ข้อ 1.11) พนักงานขายแก้ได้เฉพาะช่องค่าธรรมเนียม ช่องอื่นเป็นสีเทาและระบบไม่รับค่าแม้ส่งมา</w:t>
       </w:r>
     </w:p>
     <w:p>
@@ -1844,6 +1844,1423 @@
           <w:szCs w:val="17"/>
         </w:rPr>
         <w:t>ภาพ 20 หน้าตั้งค่าข้อมูลบริษัท</w:t>
+      </w:r>
+    </w:p>
+    <w:p>
+      <w:pPr>
+        <w:pStyle w:val="Heading2"/>
+        <w:spacing w:before="240" w:after="120"/>
+      </w:pPr>
+      <w:r>
+        <w:rPr>
+          <w:b/>
+          <w:bCs/>
+          <w:color w:val="1E3A8A"/>
+        </w:rPr>
+        <w:t>1.10 กรอบข้อมูลบนหัวเอกสาร</w:t>
+      </w:r>
+    </w:p>
+    <w:p>
+      <w:pPr>
+        <w:spacing w:after="120" w:line="300" w:lineRule="auto"/>
+      </w:pPr>
+      <w:r>
+        <w:t xml:space="preserve">กรอบสีม่วงที่หัวใบสั่งซื้อ ใบกำกับภาษี และใบเสร็จ (เลขที่ วันที่ กำหนดส่ง เครดิต กำหนดชำระ พนักงานขาย) เดิมเป็นสองตารางซ้อนกัน ช่องกว้างไม่เท่ากันและข้อความตัดบรรทัด ตอนนี้เป็นตารางเดียวสองแถว ทุกช่องกว้างและสูงเท่ากัน เงื่อนไขเครดิตที่มีคำว่าวันอยู่แล้ว เช่น ภายใน 3 วัน ไม่ถูกเติม (3 วัน) ซ้ำอีก</w:t>
+      </w:r>
+    </w:p>
+    <w:p>
+      <w:pPr>
+        <w:spacing w:before="120" w:after="40"/>
+        <w:jc w:val="center"/>
+      </w:pPr>
+      <w:r>
+        <w:rPr>
+          <w:noProof/>
+        </w:rPr>
+        <w:drawing>
+          <wp:inline distT="0" distB="0" distL="0" distR="0">
+            <wp:extent cx="4191000" cy="5924550"/>
+            <wp:effectExtent l="0" t="0" r="0" b="0"/>
+            <wp:docPr id="21" name="Picture 21"/>
+            <wp:cNvGraphicFramePr>
+              <a:graphicFrameLocks xmlns:a="http://schemas.openxmlformats.org/drawingml/2006/main" noChangeAspect="1"/>
+            </wp:cNvGraphicFramePr>
+            <a:graphic xmlns:a="http://schemas.openxmlformats.org/drawingml/2006/main">
+              <a:graphicData uri="http://schemas.openxmlformats.org/drawingml/2006/picture">
+                <pic:pic xmlns:pic="http://schemas.openxmlformats.org/drawingml/2006/picture">
+                  <pic:nvPicPr>
+                    <pic:cNvPr id="0" name=""/>
+                    <pic:cNvPicPr>
+                      <a:picLocks noChangeAspect="1" noChangeArrowheads="1"/>
+                    </pic:cNvPicPr>
+                  </pic:nvPicPr>
+                  <pic:blipFill>
+                    <a:blip r:embed="rId31"/>
+                    <a:srcRect/>
+                    <a:stretch>
+                      <a:fillRect/>
+                    </a:stretch>
+                  </pic:blipFill>
+                  <pic:spPr bwMode="auto">
+                    <a:xfrm>
+                      <a:off x="0" y="0"/>
+                      <a:ext cx="4191000" cy="5924550"/>
+                    </a:xfrm>
+                    <a:prstGeom prst="rect">
+                      <a:avLst/>
+                    </a:prstGeom>
+                  </pic:spPr>
+                </pic:pic>
+              </a:graphicData>
+            </a:graphic>
+          </wp:inline>
+        </w:drawing>
+      </w:r>
+    </w:p>
+    <w:p>
+      <w:pPr>
+        <w:spacing w:before="60" w:after="200"/>
+        <w:jc w:val="center"/>
+      </w:pPr>
+      <w:r>
+        <w:rPr>
+          <w:i/>
+          <w:iCs/>
+          <w:color w:val="64748B"/>
+          <w:sz w:val="17"/>
+          <w:szCs w:val="17"/>
+        </w:rPr>
+        <w:t>ภาพ 21 ใบสั่งซื้อหลังปรับกรอบหัวเอกสาร ท้ายใบมีช่องลายเซ็นตามข้อ 1.12</w:t>
+      </w:r>
+    </w:p>
+    <w:p>
+      <w:pPr>
+        <w:pStyle w:val="Heading2"/>
+        <w:spacing w:before="240" w:after="120"/>
+      </w:pPr>
+      <w:r>
+        <w:rPr>
+          <w:b/>
+          <w:bCs/>
+          <w:color w:val="1E3A8A"/>
+        </w:rPr>
+        <w:t>1.11 พนักงานขายเห็นเฉพาะลูกค้าของตน</w:t>
+      </w:r>
+    </w:p>
+    <w:p>
+      <w:pPr>
+        <w:spacing w:after="120" w:line="300" w:lineRule="auto"/>
+      </w:pPr>
+      <w:r>
+        <w:t xml:space="preserve">พนักงานขายแต่ละคนเห็นเฉพาะลูกค้าที่ผู้ดูแลระบบตั้งให้เป็นพนักงานขายประจำในข้อมูลลูกค้า รายการใบสั่งซื้อ ยอดค้างชำระ ใบกำกับ ใบเสร็จ รายงาน ทะเบียนรถ และการตั้งค่า LINE ของลูกค้า ก็เห็นเฉพาะของลูกค้ากลุ่มนั้นตามไปด้วย พิมพ์ที่อยู่เว็บเข้าไปดูลูกค้ารายอื่นตรง ๆ ระบบปฏิเสธ</w:t>
+      </w:r>
+    </w:p>
+    <w:p>
+      <w:pPr>
+        <w:spacing w:after="120" w:line="300" w:lineRule="auto"/>
+      </w:pPr>
+      <w:r>
+        <w:t xml:space="preserve">ลูกค้าที่ยังไม่ได้ตั้งพนักงานขายประจำ พนักงานขายทุกคนจะมองไม่เห็น ผู้ดูแลระบบ ผู้จัดการฝ่ายขาย และบัญชีเห็นลูกค้าทุกรายเหมือนเดิม ลูกค้าใหม่ที่พนักงานขายสร้างเอง ระบบตั้งคนสร้างเป็นพนักงานขายประจำให้ทันที</w:t>
+      </w:r>
+    </w:p>
+    <w:p>
+      <w:pPr>
+        <w:spacing w:after="120" w:line="300" w:lineRule="auto"/>
+      </w:pPr>
+      <w:r>
+        <w:t xml:space="preserve">ลูกค้าหนึ่งรายมีพนักงานขายประจำได้คนเดียว ถ้าลูกค้ารายใหญ่ต้องให้หลายคนดูแล ให้ใช้บัญชีผู้จัดการฝ่ายขาย (ข้อ 1.13) หรือแจ้งทีมพัฒนาเพื่อเพิ่มการมอบหมายหลายคนในรอบถัดไป</w:t>
+      </w:r>
+    </w:p>
+    <w:p>
+      <w:pPr>
+        <w:spacing w:before="120" w:after="40"/>
+        <w:jc w:val="center"/>
+      </w:pPr>
+      <w:r>
+        <w:rPr>
+          <w:noProof/>
+        </w:rPr>
+        <w:drawing>
+          <wp:inline distT="0" distB="0" distL="0" distR="0">
+            <wp:extent cx="5715000" cy="3219450"/>
+            <wp:effectExtent l="0" t="0" r="0" b="0"/>
+            <wp:docPr id="22" name="Picture 22"/>
+            <wp:cNvGraphicFramePr>
+              <a:graphicFrameLocks xmlns:a="http://schemas.openxmlformats.org/drawingml/2006/main" noChangeAspect="1"/>
+            </wp:cNvGraphicFramePr>
+            <a:graphic xmlns:a="http://schemas.openxmlformats.org/drawingml/2006/main">
+              <a:graphicData uri="http://schemas.openxmlformats.org/drawingml/2006/picture">
+                <pic:pic xmlns:pic="http://schemas.openxmlformats.org/drawingml/2006/picture">
+                  <pic:nvPicPr>
+                    <pic:cNvPr id="0" name=""/>
+                    <pic:cNvPicPr>
+                      <a:picLocks noChangeAspect="1" noChangeArrowheads="1"/>
+                    </pic:cNvPicPr>
+                  </pic:nvPicPr>
+                  <pic:blipFill>
+                    <a:blip r:embed="rId32"/>
+                    <a:srcRect/>
+                    <a:stretch>
+                      <a:fillRect/>
+                    </a:stretch>
+                  </pic:blipFill>
+                  <pic:spPr bwMode="auto">
+                    <a:xfrm>
+                      <a:off x="0" y="0"/>
+                      <a:ext cx="5715000" cy="3219450"/>
+                    </a:xfrm>
+                    <a:prstGeom prst="rect">
+                      <a:avLst/>
+                    </a:prstGeom>
+                  </pic:spPr>
+                </pic:pic>
+              </a:graphicData>
+            </a:graphic>
+          </wp:inline>
+        </w:drawing>
+      </w:r>
+    </w:p>
+    <w:p>
+      <w:pPr>
+        <w:spacing w:before="60" w:after="200"/>
+        <w:jc w:val="center"/>
+      </w:pPr>
+      <w:r>
+        <w:rPr>
+          <w:i/>
+          <w:iCs/>
+          <w:color w:val="64748B"/>
+          <w:sz w:val="17"/>
+          <w:szCs w:val="17"/>
+        </w:rPr>
+        <w:t>ภาพ 22 หน้าลูกค้าเมื่อเข้าด้วยบัญชีพนักงานขาย เห็นเฉพาะลูกค้าที่ตนดูแล และมีแถบอธิบายด้านบน</w:t>
+      </w:r>
+    </w:p>
+    <w:p>
+      <w:pPr>
+        <w:pStyle w:val="Heading2"/>
+        <w:spacing w:before="240" w:after="120"/>
+      </w:pPr>
+      <w:r>
+        <w:rPr>
+          <w:b/>
+          <w:bCs/>
+          <w:color w:val="1E3A8A"/>
+        </w:rPr>
+        <w:t>1.12 ลายเซ็นพนักงานบนเอกสาร</w:t>
+      </w:r>
+    </w:p>
+    <w:p>
+      <w:pPr>
+        <w:spacing w:after="120" w:line="300" w:lineRule="auto"/>
+      </w:pPr>
+      <w:r>
+        <w:t xml:space="preserve">พนักงานทุกคนอัปโหลดลายเซ็นของตัวเองได้จากเมนูที่รูปโปรไฟล์มุมขวาบน เลือก ลายเซ็นของฉัน แล้วเลือกไฟล์ภาพ PNG หรือ JPG หรือลากไฟล์มาวาง ระบบย่อภาพให้เองและเก็บไม่เกิน 300 KB ต่อคน ผู้ดูแลระบบอัปโหลดแทนได้จากหน้าแก้ไขผู้ใช้</w:t>
+      </w:r>
+    </w:p>
+    <w:p>
+      <w:pPr>
+        <w:spacing w:after="120" w:line="300" w:lineRule="auto"/>
+      </w:pPr>
+      <w:r>
+        <w:t xml:space="preserve">ลายเซ็นถูกวางให้อัตโนมัติสองที่ คือช่องพนักงานขายในใบสั่งซื้อ ตามชื่อพนักงานขายของบิลนั้น และช่องผู้รับเงินในใบเสร็จ ตามคนที่บันทึกการรับชำระ ใต้เส้นมีชื่อและวันที่เอกสารพิมพ์ให้ด้วย ใครยังไม่อัปโหลดลายเซ็น ช่องนั้นเว้นว่างให้เซ็นมือเหมือนเดิม ช่องผู้สั่งซื้อและผู้ชำระเงินเว้นว่างเสมอ</w:t>
+      </w:r>
+    </w:p>
+    <w:p>
+      <w:pPr>
+        <w:spacing w:before="120" w:after="40"/>
+        <w:jc w:val="center"/>
+      </w:pPr>
+      <w:r>
+        <w:rPr>
+          <w:noProof/>
+        </w:rPr>
+        <w:drawing>
+          <wp:inline distT="0" distB="0" distL="0" distR="0">
+            <wp:extent cx="5715000" cy="3219450"/>
+            <wp:effectExtent l="0" t="0" r="0" b="0"/>
+            <wp:docPr id="23" name="Picture 23"/>
+            <wp:cNvGraphicFramePr>
+              <a:graphicFrameLocks xmlns:a="http://schemas.openxmlformats.org/drawingml/2006/main" noChangeAspect="1"/>
+            </wp:cNvGraphicFramePr>
+            <a:graphic xmlns:a="http://schemas.openxmlformats.org/drawingml/2006/main">
+              <a:graphicData uri="http://schemas.openxmlformats.org/drawingml/2006/picture">
+                <pic:pic xmlns:pic="http://schemas.openxmlformats.org/drawingml/2006/picture">
+                  <pic:nvPicPr>
+                    <pic:cNvPr id="0" name=""/>
+                    <pic:cNvPicPr>
+                      <a:picLocks noChangeAspect="1" noChangeArrowheads="1"/>
+                    </pic:cNvPicPr>
+                  </pic:nvPicPr>
+                  <pic:blipFill>
+                    <a:blip r:embed="rId33"/>
+                    <a:srcRect/>
+                    <a:stretch>
+                      <a:fillRect/>
+                    </a:stretch>
+                  </pic:blipFill>
+                  <pic:spPr bwMode="auto">
+                    <a:xfrm>
+                      <a:off x="0" y="0"/>
+                      <a:ext cx="5715000" cy="3219450"/>
+                    </a:xfrm>
+                    <a:prstGeom prst="rect">
+                      <a:avLst/>
+                    </a:prstGeom>
+                  </pic:spPr>
+                </pic:pic>
+              </a:graphicData>
+            </a:graphic>
+          </wp:inline>
+        </w:drawing>
+      </w:r>
+    </w:p>
+    <w:p>
+      <w:pPr>
+        <w:spacing w:before="60" w:after="200"/>
+        <w:jc w:val="center"/>
+      </w:pPr>
+      <w:r>
+        <w:rPr>
+          <w:i/>
+          <w:iCs/>
+          <w:color w:val="64748B"/>
+          <w:sz w:val="17"/>
+          <w:szCs w:val="17"/>
+        </w:rPr>
+        <w:t>ภาพ 23 หน้าต่างลายเซ็นของฉัน</w:t>
+      </w:r>
+    </w:p>
+    <w:p>
+      <w:pPr>
+        <w:spacing w:before="120" w:after="40"/>
+        <w:jc w:val="center"/>
+      </w:pPr>
+      <w:r>
+        <w:rPr>
+          <w:noProof/>
+        </w:rPr>
+        <w:drawing>
+          <wp:inline distT="0" distB="0" distL="0" distR="0">
+            <wp:extent cx="5715000" cy="942975"/>
+            <wp:effectExtent l="0" t="0" r="0" b="0"/>
+            <wp:docPr id="24" name="Picture 24"/>
+            <wp:cNvGraphicFramePr>
+              <a:graphicFrameLocks xmlns:a="http://schemas.openxmlformats.org/drawingml/2006/main" noChangeAspect="1"/>
+            </wp:cNvGraphicFramePr>
+            <a:graphic xmlns:a="http://schemas.openxmlformats.org/drawingml/2006/main">
+              <a:graphicData uri="http://schemas.openxmlformats.org/drawingml/2006/picture">
+                <pic:pic xmlns:pic="http://schemas.openxmlformats.org/drawingml/2006/picture">
+                  <pic:nvPicPr>
+                    <pic:cNvPr id="0" name=""/>
+                    <pic:cNvPicPr>
+                      <a:picLocks noChangeAspect="1" noChangeArrowheads="1"/>
+                    </pic:cNvPicPr>
+                  </pic:nvPicPr>
+                  <pic:blipFill>
+                    <a:blip r:embed="rId34"/>
+                    <a:srcRect/>
+                    <a:stretch>
+                      <a:fillRect/>
+                    </a:stretch>
+                  </pic:blipFill>
+                  <pic:spPr bwMode="auto">
+                    <a:xfrm>
+                      <a:off x="0" y="0"/>
+                      <a:ext cx="5715000" cy="942975"/>
+                    </a:xfrm>
+                    <a:prstGeom prst="rect">
+                      <a:avLst/>
+                    </a:prstGeom>
+                  </pic:spPr>
+                </pic:pic>
+              </a:graphicData>
+            </a:graphic>
+          </wp:inline>
+        </w:drawing>
+      </w:r>
+    </w:p>
+    <w:p>
+      <w:pPr>
+        <w:spacing w:before="60" w:after="200"/>
+        <w:jc w:val="center"/>
+      </w:pPr>
+      <w:r>
+        <w:rPr>
+          <w:i/>
+          <w:iCs/>
+          <w:color w:val="64748B"/>
+          <w:sz w:val="17"/>
+          <w:szCs w:val="17"/>
+        </w:rPr>
+        <w:t>ภาพ 24 ท้ายใบสั่งซื้อ ช่องพนักงานขายมีลายเซ็น ชื่อ และวันที่ ช่องผู้อนุมัติมีชื่อและวันที่อนุมัติ ผู้อนุมัติในตัวอย่างยังไม่ได้อัปโหลดลายเซ็น</w:t>
+      </w:r>
+    </w:p>
+    <w:p>
+      <w:pPr>
+        <w:spacing w:before="120" w:after="40"/>
+        <w:jc w:val="center"/>
+      </w:pPr>
+      <w:r>
+        <w:rPr>
+          <w:noProof/>
+        </w:rPr>
+        <w:drawing>
+          <wp:inline distT="0" distB="0" distL="0" distR="0">
+            <wp:extent cx="4191000" cy="5924550"/>
+            <wp:effectExtent l="0" t="0" r="0" b="0"/>
+            <wp:docPr id="25" name="Picture 25"/>
+            <wp:cNvGraphicFramePr>
+              <a:graphicFrameLocks xmlns:a="http://schemas.openxmlformats.org/drawingml/2006/main" noChangeAspect="1"/>
+            </wp:cNvGraphicFramePr>
+            <a:graphic xmlns:a="http://schemas.openxmlformats.org/drawingml/2006/main">
+              <a:graphicData uri="http://schemas.openxmlformats.org/drawingml/2006/picture">
+                <pic:pic xmlns:pic="http://schemas.openxmlformats.org/drawingml/2006/picture">
+                  <pic:nvPicPr>
+                    <pic:cNvPr id="0" name=""/>
+                    <pic:cNvPicPr>
+                      <a:picLocks noChangeAspect="1" noChangeArrowheads="1"/>
+                    </pic:cNvPicPr>
+                  </pic:nvPicPr>
+                  <pic:blipFill>
+                    <a:blip r:embed="rId35"/>
+                    <a:srcRect/>
+                    <a:stretch>
+                      <a:fillRect/>
+                    </a:stretch>
+                  </pic:blipFill>
+                  <pic:spPr bwMode="auto">
+                    <a:xfrm>
+                      <a:off x="0" y="0"/>
+                      <a:ext cx="4191000" cy="5924550"/>
+                    </a:xfrm>
+                    <a:prstGeom prst="rect">
+                      <a:avLst/>
+                    </a:prstGeom>
+                  </pic:spPr>
+                </pic:pic>
+              </a:graphicData>
+            </a:graphic>
+          </wp:inline>
+        </w:drawing>
+      </w:r>
+    </w:p>
+    <w:p>
+      <w:pPr>
+        <w:spacing w:before="60" w:after="200"/>
+        <w:jc w:val="center"/>
+      </w:pPr>
+      <w:r>
+        <w:rPr>
+          <w:i/>
+          <w:iCs/>
+          <w:color w:val="64748B"/>
+          <w:sz w:val="17"/>
+          <w:szCs w:val="17"/>
+        </w:rPr>
+        <w:t>ภาพ 25 ใบเสร็จรับเงิน ช่องผู้รับเงินใส่ลายเซ็นของคนที่บันทึกการรับชำระ</w:t>
+      </w:r>
+    </w:p>
+    <w:p>
+      <w:pPr>
+        <w:pStyle w:val="Heading2"/>
+        <w:spacing w:before="240" w:after="120"/>
+      </w:pPr>
+      <w:r>
+        <w:rPr>
+          <w:b/>
+          <w:bCs/>
+          <w:color w:val="1E3A8A"/>
+        </w:rPr>
+        <w:t>1.13 ผู้จัดการฝ่ายขายและการอนุมัติใบสั่งซื้อ</w:t>
+      </w:r>
+    </w:p>
+    <w:p>
+      <w:pPr>
+        <w:spacing w:after="120" w:line="300" w:lineRule="auto"/>
+      </w:pPr>
+      <w:r>
+        <w:t xml:space="preserve">เพิ่มบทบาท ผู้จัดการฝ่ายขาย เลือกได้ตอนสร้างหรือแก้ไขผู้ใช้ เห็นเมนูชุดเดียวกับพนักงานขาย แต่เห็นลูกค้าทุกราย เลือกพนักงานขายตอนเปิดบิลได้ และตั้งพนักงานขายประจำให้ลูกค้าได้ วงเงินเครดิตและค่ากลางปรับราคายังเป็นของผู้ดูแลระบบ</w:t>
+      </w:r>
+    </w:p>
+    <w:tbl>
+      <w:tblPr>
+        <w:tblW w:w="9000" w:type="dxa"/>
+        <w:tblBorders>
+          <w:top w:val="single" w:sz="4" w:space="0" w:color="CBD5E1"/>
+          <w:left w:val="single" w:sz="4" w:space="0" w:color="CBD5E1"/>
+          <w:bottom w:val="single" w:sz="4" w:space="0" w:color="CBD5E1"/>
+          <w:right w:val="single" w:sz="4" w:space="0" w:color="CBD5E1"/>
+          <w:insideH w:val="single" w:sz="4" w:space="0" w:color="CBD5E1"/>
+          <w:insideV w:val="single" w:sz="4" w:space="0" w:color="CBD5E1"/>
+        </w:tblBorders>
+        <w:tblLayout w:type="fixed"/>
+      </w:tblPr>
+      <w:tblGrid>
+        <w:gridCol w:w="2600"/>
+        <w:gridCol w:w="1600"/>
+        <w:gridCol w:w="1600"/>
+        <w:gridCol w:w="1600"/>
+        <w:gridCol w:w="1600"/>
+      </w:tblGrid>
+      <w:tr>
+        <w:trPr>
+          <w:tblHeader/>
+        </w:trPr>
+        <w:tc>
+          <w:tcPr>
+            <w:tcW w:w="2600" w:type="dxa"/>
+            <w:shd w:val="clear" w:color="auto" w:fill="E2E8F0"/>
+            <w:tcMar>
+              <w:top w:w="60" w:type="dxa"/>
+              <w:left w:w="100" w:type="dxa"/>
+              <w:bottom w:w="60" w:type="dxa"/>
+              <w:right w:w="100" w:type="dxa"/>
+            </w:tcMar>
+          </w:tcPr>
+          <w:p>
+            <w:pPr>
+              <w:spacing w:after="0" w:line="280" w:lineRule="auto"/>
+            </w:pPr>
+            <w:r>
+              <w:rPr>
+                <w:b/>
+                <w:bCs/>
+                <w:sz w:val="18"/>
+                <w:szCs w:val="18"/>
+              </w:rPr>
+              <w:t>สิทธิ์</w:t>
+            </w:r>
+          </w:p>
+        </w:tc>
+        <w:tc>
+          <w:tcPr>
+            <w:tcW w:w="1600" w:type="dxa"/>
+            <w:shd w:val="clear" w:color="auto" w:fill="E2E8F0"/>
+            <w:tcMar>
+              <w:top w:w="60" w:type="dxa"/>
+              <w:left w:w="100" w:type="dxa"/>
+              <w:bottom w:w="60" w:type="dxa"/>
+              <w:right w:w="100" w:type="dxa"/>
+            </w:tcMar>
+          </w:tcPr>
+          <w:p>
+            <w:pPr>
+              <w:spacing w:after="0" w:line="280" w:lineRule="auto"/>
+            </w:pPr>
+            <w:r>
+              <w:rPr>
+                <w:b/>
+                <w:bCs/>
+                <w:sz w:val="18"/>
+                <w:szCs w:val="18"/>
+              </w:rPr>
+              <w:t>พนักงานขาย</w:t>
+            </w:r>
+          </w:p>
+        </w:tc>
+        <w:tc>
+          <w:tcPr>
+            <w:tcW w:w="1600" w:type="dxa"/>
+            <w:shd w:val="clear" w:color="auto" w:fill="E2E8F0"/>
+            <w:tcMar>
+              <w:top w:w="60" w:type="dxa"/>
+              <w:left w:w="100" w:type="dxa"/>
+              <w:bottom w:w="60" w:type="dxa"/>
+              <w:right w:w="100" w:type="dxa"/>
+            </w:tcMar>
+          </w:tcPr>
+          <w:p>
+            <w:pPr>
+              <w:spacing w:after="0" w:line="280" w:lineRule="auto"/>
+            </w:pPr>
+            <w:r>
+              <w:rPr>
+                <w:b/>
+                <w:bCs/>
+                <w:sz w:val="18"/>
+                <w:szCs w:val="18"/>
+              </w:rPr>
+              <w:t>ผู้จัดการฝ่ายขาย</w:t>
+            </w:r>
+          </w:p>
+        </w:tc>
+        <w:tc>
+          <w:tcPr>
+            <w:tcW w:w="1600" w:type="dxa"/>
+            <w:shd w:val="clear" w:color="auto" w:fill="E2E8F0"/>
+            <w:tcMar>
+              <w:top w:w="60" w:type="dxa"/>
+              <w:left w:w="100" w:type="dxa"/>
+              <w:bottom w:w="60" w:type="dxa"/>
+              <w:right w:w="100" w:type="dxa"/>
+            </w:tcMar>
+          </w:tcPr>
+          <w:p>
+            <w:pPr>
+              <w:spacing w:after="0" w:line="280" w:lineRule="auto"/>
+            </w:pPr>
+            <w:r>
+              <w:rPr>
+                <w:b/>
+                <w:bCs/>
+                <w:sz w:val="18"/>
+                <w:szCs w:val="18"/>
+              </w:rPr>
+              <w:t>ผู้ดูแลระบบ</w:t>
+            </w:r>
+          </w:p>
+        </w:tc>
+        <w:tc>
+          <w:tcPr>
+            <w:tcW w:w="1600" w:type="dxa"/>
+            <w:shd w:val="clear" w:color="auto" w:fill="E2E8F0"/>
+            <w:tcMar>
+              <w:top w:w="60" w:type="dxa"/>
+              <w:left w:w="100" w:type="dxa"/>
+              <w:bottom w:w="60" w:type="dxa"/>
+              <w:right w:w="100" w:type="dxa"/>
+            </w:tcMar>
+          </w:tcPr>
+          <w:p>
+            <w:pPr>
+              <w:spacing w:after="0" w:line="280" w:lineRule="auto"/>
+            </w:pPr>
+            <w:r>
+              <w:rPr>
+                <w:b/>
+                <w:bCs/>
+                <w:sz w:val="18"/>
+                <w:szCs w:val="18"/>
+              </w:rPr>
+              <w:t>บัญชี</w:t>
+            </w:r>
+          </w:p>
+        </w:tc>
+      </w:tr>
+      <w:tr>
+        <w:tc>
+          <w:tcPr>
+            <w:tcW w:w="2600" w:type="dxa"/>
+            <w:tcMar>
+              <w:top w:w="60" w:type="dxa"/>
+              <w:left w:w="100" w:type="dxa"/>
+              <w:bottom w:w="60" w:type="dxa"/>
+              <w:right w:w="100" w:type="dxa"/>
+            </w:tcMar>
+          </w:tcPr>
+          <w:p>
+            <w:pPr>
+              <w:spacing w:after="0" w:line="280" w:lineRule="auto"/>
+            </w:pPr>
+            <w:r>
+              <w:rPr>
+                <w:sz w:val="18"/>
+                <w:szCs w:val="18"/>
+              </w:rPr>
+              <w:t>เห็นลูกค้า</w:t>
+            </w:r>
+          </w:p>
+        </w:tc>
+        <w:tc>
+          <w:tcPr>
+            <w:tcW w:w="1600" w:type="dxa"/>
+            <w:tcMar>
+              <w:top w:w="60" w:type="dxa"/>
+              <w:left w:w="100" w:type="dxa"/>
+              <w:bottom w:w="60" w:type="dxa"/>
+              <w:right w:w="100" w:type="dxa"/>
+            </w:tcMar>
+          </w:tcPr>
+          <w:p>
+            <w:pPr>
+              <w:spacing w:after="0" w:line="280" w:lineRule="auto"/>
+            </w:pPr>
+            <w:r>
+              <w:rPr>
+                <w:sz w:val="18"/>
+                <w:szCs w:val="18"/>
+              </w:rPr>
+              <w:t>เฉพาะที่ดูแล</w:t>
+            </w:r>
+          </w:p>
+        </w:tc>
+        <w:tc>
+          <w:tcPr>
+            <w:tcW w:w="1600" w:type="dxa"/>
+            <w:tcMar>
+              <w:top w:w="60" w:type="dxa"/>
+              <w:left w:w="100" w:type="dxa"/>
+              <w:bottom w:w="60" w:type="dxa"/>
+              <w:right w:w="100" w:type="dxa"/>
+            </w:tcMar>
+          </w:tcPr>
+          <w:p>
+            <w:pPr>
+              <w:spacing w:after="0" w:line="280" w:lineRule="auto"/>
+            </w:pPr>
+            <w:r>
+              <w:rPr>
+                <w:sz w:val="18"/>
+                <w:szCs w:val="18"/>
+              </w:rPr>
+              <w:t>ทุกราย</w:t>
+            </w:r>
+          </w:p>
+        </w:tc>
+        <w:tc>
+          <w:tcPr>
+            <w:tcW w:w="1600" w:type="dxa"/>
+            <w:tcMar>
+              <w:top w:w="60" w:type="dxa"/>
+              <w:left w:w="100" w:type="dxa"/>
+              <w:bottom w:w="60" w:type="dxa"/>
+              <w:right w:w="100" w:type="dxa"/>
+            </w:tcMar>
+          </w:tcPr>
+          <w:p>
+            <w:pPr>
+              <w:spacing w:after="0" w:line="280" w:lineRule="auto"/>
+            </w:pPr>
+            <w:r>
+              <w:rPr>
+                <w:sz w:val="18"/>
+                <w:szCs w:val="18"/>
+              </w:rPr>
+              <w:t>ทุกราย</w:t>
+            </w:r>
+          </w:p>
+        </w:tc>
+        <w:tc>
+          <w:tcPr>
+            <w:tcW w:w="1600" w:type="dxa"/>
+            <w:tcMar>
+              <w:top w:w="60" w:type="dxa"/>
+              <w:left w:w="100" w:type="dxa"/>
+              <w:bottom w:w="60" w:type="dxa"/>
+              <w:right w:w="100" w:type="dxa"/>
+            </w:tcMar>
+          </w:tcPr>
+          <w:p>
+            <w:pPr>
+              <w:spacing w:after="0" w:line="280" w:lineRule="auto"/>
+            </w:pPr>
+            <w:r>
+              <w:rPr>
+                <w:sz w:val="18"/>
+                <w:szCs w:val="18"/>
+              </w:rPr>
+              <w:t>ทุกราย</w:t>
+            </w:r>
+          </w:p>
+        </w:tc>
+      </w:tr>
+      <w:tr>
+        <w:tc>
+          <w:tcPr>
+            <w:tcW w:w="2600" w:type="dxa"/>
+            <w:tcMar>
+              <w:top w:w="60" w:type="dxa"/>
+              <w:left w:w="100" w:type="dxa"/>
+              <w:bottom w:w="60" w:type="dxa"/>
+              <w:right w:w="100" w:type="dxa"/>
+            </w:tcMar>
+          </w:tcPr>
+          <w:p>
+            <w:pPr>
+              <w:spacing w:after="0" w:line="280" w:lineRule="auto"/>
+            </w:pPr>
+            <w:r>
+              <w:rPr>
+                <w:sz w:val="18"/>
+                <w:szCs w:val="18"/>
+              </w:rPr>
+              <w:t>เลือกพนักงานขายในบิล</w:t>
+            </w:r>
+          </w:p>
+        </w:tc>
+        <w:tc>
+          <w:tcPr>
+            <w:tcW w:w="1600" w:type="dxa"/>
+            <w:tcMar>
+              <w:top w:w="60" w:type="dxa"/>
+              <w:left w:w="100" w:type="dxa"/>
+              <w:bottom w:w="60" w:type="dxa"/>
+              <w:right w:w="100" w:type="dxa"/>
+            </w:tcMar>
+          </w:tcPr>
+          <w:p>
+            <w:pPr>
+              <w:spacing w:after="0" w:line="280" w:lineRule="auto"/>
+            </w:pPr>
+            <w:r>
+              <w:rPr>
+                <w:sz w:val="18"/>
+                <w:szCs w:val="18"/>
+              </w:rPr>
+              <w:t>ไม่ได้ (เป็นชื่อตัวเอง)</w:t>
+            </w:r>
+          </w:p>
+        </w:tc>
+        <w:tc>
+          <w:tcPr>
+            <w:tcW w:w="1600" w:type="dxa"/>
+            <w:tcMar>
+              <w:top w:w="60" w:type="dxa"/>
+              <w:left w:w="100" w:type="dxa"/>
+              <w:bottom w:w="60" w:type="dxa"/>
+              <w:right w:w="100" w:type="dxa"/>
+            </w:tcMar>
+          </w:tcPr>
+          <w:p>
+            <w:pPr>
+              <w:spacing w:after="0" w:line="280" w:lineRule="auto"/>
+            </w:pPr>
+            <w:r>
+              <w:rPr>
+                <w:sz w:val="18"/>
+                <w:szCs w:val="18"/>
+              </w:rPr>
+              <w:t>ได้</w:t>
+            </w:r>
+          </w:p>
+        </w:tc>
+        <w:tc>
+          <w:tcPr>
+            <w:tcW w:w="1600" w:type="dxa"/>
+            <w:tcMar>
+              <w:top w:w="60" w:type="dxa"/>
+              <w:left w:w="100" w:type="dxa"/>
+              <w:bottom w:w="60" w:type="dxa"/>
+              <w:right w:w="100" w:type="dxa"/>
+            </w:tcMar>
+          </w:tcPr>
+          <w:p>
+            <w:pPr>
+              <w:spacing w:after="0" w:line="280" w:lineRule="auto"/>
+            </w:pPr>
+            <w:r>
+              <w:rPr>
+                <w:sz w:val="18"/>
+                <w:szCs w:val="18"/>
+              </w:rPr>
+              <w:t>ได้</w:t>
+            </w:r>
+          </w:p>
+        </w:tc>
+        <w:tc>
+          <w:tcPr>
+            <w:tcW w:w="1600" w:type="dxa"/>
+            <w:tcMar>
+              <w:top w:w="60" w:type="dxa"/>
+              <w:left w:w="100" w:type="dxa"/>
+              <w:bottom w:w="60" w:type="dxa"/>
+              <w:right w:w="100" w:type="dxa"/>
+            </w:tcMar>
+          </w:tcPr>
+          <w:p>
+            <w:pPr>
+              <w:spacing w:after="0" w:line="280" w:lineRule="auto"/>
+            </w:pPr>
+            <w:r>
+              <w:rPr>
+                <w:sz w:val="18"/>
+                <w:szCs w:val="18"/>
+              </w:rPr>
+              <w:t>ได้</w:t>
+            </w:r>
+          </w:p>
+        </w:tc>
+      </w:tr>
+      <w:tr>
+        <w:tc>
+          <w:tcPr>
+            <w:tcW w:w="2600" w:type="dxa"/>
+            <w:tcMar>
+              <w:top w:w="60" w:type="dxa"/>
+              <w:left w:w="100" w:type="dxa"/>
+              <w:bottom w:w="60" w:type="dxa"/>
+              <w:right w:w="100" w:type="dxa"/>
+            </w:tcMar>
+          </w:tcPr>
+          <w:p>
+            <w:pPr>
+              <w:spacing w:after="0" w:line="280" w:lineRule="auto"/>
+            </w:pPr>
+            <w:r>
+              <w:rPr>
+                <w:sz w:val="18"/>
+                <w:szCs w:val="18"/>
+              </w:rPr>
+              <w:t>ตั้งพนักงานขายประจำ</w:t>
+            </w:r>
+          </w:p>
+        </w:tc>
+        <w:tc>
+          <w:tcPr>
+            <w:tcW w:w="1600" w:type="dxa"/>
+            <w:tcMar>
+              <w:top w:w="60" w:type="dxa"/>
+              <w:left w:w="100" w:type="dxa"/>
+              <w:bottom w:w="60" w:type="dxa"/>
+              <w:right w:w="100" w:type="dxa"/>
+            </w:tcMar>
+          </w:tcPr>
+          <w:p>
+            <w:pPr>
+              <w:spacing w:after="0" w:line="280" w:lineRule="auto"/>
+            </w:pPr>
+            <w:r>
+              <w:rPr>
+                <w:sz w:val="18"/>
+                <w:szCs w:val="18"/>
+              </w:rPr>
+              <w:t>ไม่ได้</w:t>
+            </w:r>
+          </w:p>
+        </w:tc>
+        <w:tc>
+          <w:tcPr>
+            <w:tcW w:w="1600" w:type="dxa"/>
+            <w:tcMar>
+              <w:top w:w="60" w:type="dxa"/>
+              <w:left w:w="100" w:type="dxa"/>
+              <w:bottom w:w="60" w:type="dxa"/>
+              <w:right w:w="100" w:type="dxa"/>
+            </w:tcMar>
+          </w:tcPr>
+          <w:p>
+            <w:pPr>
+              <w:spacing w:after="0" w:line="280" w:lineRule="auto"/>
+            </w:pPr>
+            <w:r>
+              <w:rPr>
+                <w:sz w:val="18"/>
+                <w:szCs w:val="18"/>
+              </w:rPr>
+              <w:t>ได้</w:t>
+            </w:r>
+          </w:p>
+        </w:tc>
+        <w:tc>
+          <w:tcPr>
+            <w:tcW w:w="1600" w:type="dxa"/>
+            <w:tcMar>
+              <w:top w:w="60" w:type="dxa"/>
+              <w:left w:w="100" w:type="dxa"/>
+              <w:bottom w:w="60" w:type="dxa"/>
+              <w:right w:w="100" w:type="dxa"/>
+            </w:tcMar>
+          </w:tcPr>
+          <w:p>
+            <w:pPr>
+              <w:spacing w:after="0" w:line="280" w:lineRule="auto"/>
+            </w:pPr>
+            <w:r>
+              <w:rPr>
+                <w:sz w:val="18"/>
+                <w:szCs w:val="18"/>
+              </w:rPr>
+              <w:t>ได้</w:t>
+            </w:r>
+          </w:p>
+        </w:tc>
+        <w:tc>
+          <w:tcPr>
+            <w:tcW w:w="1600" w:type="dxa"/>
+            <w:tcMar>
+              <w:top w:w="60" w:type="dxa"/>
+              <w:left w:w="100" w:type="dxa"/>
+              <w:bottom w:w="60" w:type="dxa"/>
+              <w:right w:w="100" w:type="dxa"/>
+            </w:tcMar>
+          </w:tcPr>
+          <w:p>
+            <w:pPr>
+              <w:spacing w:after="0" w:line="280" w:lineRule="auto"/>
+            </w:pPr>
+            <w:r>
+              <w:rPr>
+                <w:sz w:val="18"/>
+                <w:szCs w:val="18"/>
+              </w:rPr>
+              <w:t>ได้</w:t>
+            </w:r>
+          </w:p>
+        </w:tc>
+      </w:tr>
+      <w:tr>
+        <w:tc>
+          <w:tcPr>
+            <w:tcW w:w="2600" w:type="dxa"/>
+            <w:tcMar>
+              <w:top w:w="60" w:type="dxa"/>
+              <w:left w:w="100" w:type="dxa"/>
+              <w:bottom w:w="60" w:type="dxa"/>
+              <w:right w:w="100" w:type="dxa"/>
+            </w:tcMar>
+          </w:tcPr>
+          <w:p>
+            <w:pPr>
+              <w:spacing w:after="0" w:line="280" w:lineRule="auto"/>
+            </w:pPr>
+            <w:r>
+              <w:rPr>
+                <w:sz w:val="18"/>
+                <w:szCs w:val="18"/>
+              </w:rPr>
+              <w:t>แก้วงเงินเครดิต ค่ากลางปรับราคา</w:t>
+            </w:r>
+          </w:p>
+        </w:tc>
+        <w:tc>
+          <w:tcPr>
+            <w:tcW w:w="1600" w:type="dxa"/>
+            <w:tcMar>
+              <w:top w:w="60" w:type="dxa"/>
+              <w:left w:w="100" w:type="dxa"/>
+              <w:bottom w:w="60" w:type="dxa"/>
+              <w:right w:w="100" w:type="dxa"/>
+            </w:tcMar>
+          </w:tcPr>
+          <w:p>
+            <w:pPr>
+              <w:spacing w:after="0" w:line="280" w:lineRule="auto"/>
+            </w:pPr>
+            <w:r>
+              <w:rPr>
+                <w:sz w:val="18"/>
+                <w:szCs w:val="18"/>
+              </w:rPr>
+              <w:t>ไม่ได้</w:t>
+            </w:r>
+          </w:p>
+        </w:tc>
+        <w:tc>
+          <w:tcPr>
+            <w:tcW w:w="1600" w:type="dxa"/>
+            <w:tcMar>
+              <w:top w:w="60" w:type="dxa"/>
+              <w:left w:w="100" w:type="dxa"/>
+              <w:bottom w:w="60" w:type="dxa"/>
+              <w:right w:w="100" w:type="dxa"/>
+            </w:tcMar>
+          </w:tcPr>
+          <w:p>
+            <w:pPr>
+              <w:spacing w:after="0" w:line="280" w:lineRule="auto"/>
+            </w:pPr>
+            <w:r>
+              <w:rPr>
+                <w:sz w:val="18"/>
+                <w:szCs w:val="18"/>
+              </w:rPr>
+              <w:t>ไม่ได้</w:t>
+            </w:r>
+          </w:p>
+        </w:tc>
+        <w:tc>
+          <w:tcPr>
+            <w:tcW w:w="1600" w:type="dxa"/>
+            <w:tcMar>
+              <w:top w:w="60" w:type="dxa"/>
+              <w:left w:w="100" w:type="dxa"/>
+              <w:bottom w:w="60" w:type="dxa"/>
+              <w:right w:w="100" w:type="dxa"/>
+            </w:tcMar>
+          </w:tcPr>
+          <w:p>
+            <w:pPr>
+              <w:spacing w:after="0" w:line="280" w:lineRule="auto"/>
+            </w:pPr>
+            <w:r>
+              <w:rPr>
+                <w:sz w:val="18"/>
+                <w:szCs w:val="18"/>
+              </w:rPr>
+              <w:t>ได้</w:t>
+            </w:r>
+          </w:p>
+        </w:tc>
+        <w:tc>
+          <w:tcPr>
+            <w:tcW w:w="1600" w:type="dxa"/>
+            <w:tcMar>
+              <w:top w:w="60" w:type="dxa"/>
+              <w:left w:w="100" w:type="dxa"/>
+              <w:bottom w:w="60" w:type="dxa"/>
+              <w:right w:w="100" w:type="dxa"/>
+            </w:tcMar>
+          </w:tcPr>
+          <w:p>
+            <w:pPr>
+              <w:spacing w:after="0" w:line="280" w:lineRule="auto"/>
+            </w:pPr>
+            <w:r>
+              <w:rPr>
+                <w:sz w:val="18"/>
+                <w:szCs w:val="18"/>
+              </w:rPr>
+              <w:t>ได้</w:t>
+            </w:r>
+          </w:p>
+        </w:tc>
+      </w:tr>
+      <w:tr>
+        <w:tc>
+          <w:tcPr>
+            <w:tcW w:w="2600" w:type="dxa"/>
+            <w:tcMar>
+              <w:top w:w="60" w:type="dxa"/>
+              <w:left w:w="100" w:type="dxa"/>
+              <w:bottom w:w="60" w:type="dxa"/>
+              <w:right w:w="100" w:type="dxa"/>
+            </w:tcMar>
+          </w:tcPr>
+          <w:p>
+            <w:pPr>
+              <w:spacing w:after="0" w:line="280" w:lineRule="auto"/>
+            </w:pPr>
+            <w:r>
+              <w:rPr>
+                <w:sz w:val="18"/>
+                <w:szCs w:val="18"/>
+              </w:rPr>
+              <w:t>อนุมัติใบสั่งซื้อ</w:t>
+            </w:r>
+          </w:p>
+        </w:tc>
+        <w:tc>
+          <w:tcPr>
+            <w:tcW w:w="1600" w:type="dxa"/>
+            <w:tcMar>
+              <w:top w:w="60" w:type="dxa"/>
+              <w:left w:w="100" w:type="dxa"/>
+              <w:bottom w:w="60" w:type="dxa"/>
+              <w:right w:w="100" w:type="dxa"/>
+            </w:tcMar>
+          </w:tcPr>
+          <w:p>
+            <w:pPr>
+              <w:spacing w:after="0" w:line="280" w:lineRule="auto"/>
+            </w:pPr>
+            <w:r>
+              <w:rPr>
+                <w:sz w:val="18"/>
+                <w:szCs w:val="18"/>
+              </w:rPr>
+              <w:t>ไม่ได้</w:t>
+            </w:r>
+          </w:p>
+        </w:tc>
+        <w:tc>
+          <w:tcPr>
+            <w:tcW w:w="1600" w:type="dxa"/>
+            <w:tcMar>
+              <w:top w:w="60" w:type="dxa"/>
+              <w:left w:w="100" w:type="dxa"/>
+              <w:bottom w:w="60" w:type="dxa"/>
+              <w:right w:w="100" w:type="dxa"/>
+            </w:tcMar>
+          </w:tcPr>
+          <w:p>
+            <w:pPr>
+              <w:spacing w:after="0" w:line="280" w:lineRule="auto"/>
+            </w:pPr>
+            <w:r>
+              <w:rPr>
+                <w:sz w:val="18"/>
+                <w:szCs w:val="18"/>
+              </w:rPr>
+              <w:t>ได้</w:t>
+            </w:r>
+          </w:p>
+        </w:tc>
+        <w:tc>
+          <w:tcPr>
+            <w:tcW w:w="1600" w:type="dxa"/>
+            <w:tcMar>
+              <w:top w:w="60" w:type="dxa"/>
+              <w:left w:w="100" w:type="dxa"/>
+              <w:bottom w:w="60" w:type="dxa"/>
+              <w:right w:w="100" w:type="dxa"/>
+            </w:tcMar>
+          </w:tcPr>
+          <w:p>
+            <w:pPr>
+              <w:spacing w:after="0" w:line="280" w:lineRule="auto"/>
+            </w:pPr>
+            <w:r>
+              <w:rPr>
+                <w:sz w:val="18"/>
+                <w:szCs w:val="18"/>
+              </w:rPr>
+              <w:t>ได้</w:t>
+            </w:r>
+          </w:p>
+        </w:tc>
+        <w:tc>
+          <w:tcPr>
+            <w:tcW w:w="1600" w:type="dxa"/>
+            <w:tcMar>
+              <w:top w:w="60" w:type="dxa"/>
+              <w:left w:w="100" w:type="dxa"/>
+              <w:bottom w:w="60" w:type="dxa"/>
+              <w:right w:w="100" w:type="dxa"/>
+            </w:tcMar>
+          </w:tcPr>
+          <w:p>
+            <w:pPr>
+              <w:spacing w:after="0" w:line="280" w:lineRule="auto"/>
+            </w:pPr>
+            <w:r>
+              <w:rPr>
+                <w:sz w:val="18"/>
+                <w:szCs w:val="18"/>
+              </w:rPr>
+              <w:t>ไม่ได้</w:t>
+            </w:r>
+          </w:p>
+        </w:tc>
+      </w:tr>
+    </w:tbl>
+    <w:p>
+      <w:pPr>
+        <w:spacing w:after="120"/>
+      </w:pPr>
+    </w:p>
+    <w:p>
+      <w:pPr>
+        <w:spacing w:after="120" w:line="300" w:lineRule="auto"/>
+      </w:pPr>
+      <w:r>
+        <w:t xml:space="preserve">การอนุมัติใบสั่งซื้อทำได้เฉพาะผู้ดูแลระบบและผู้จัดการฝ่ายขาย ปุ่มอนุมัติในฟอร์มใบสั่งซื้อไม่แสดงให้บทบาทอื่น และตัวเลือกสถานะ ยืนยันแล้ว หายไปจากช่องสถานะ บิลที่พนักงานขายเปิดจึงค้างที่สถานะส่งคำสั่งซื้อจนกว่าจะมีคนอนุมัติ</w:t>
+      </w:r>
+    </w:p>
+    <w:p>
+      <w:pPr>
+        <w:spacing w:after="120" w:line="300" w:lineRule="auto"/>
+      </w:pPr>
+      <w:r>
+        <w:t xml:space="preserve">กดอนุมัติแล้วระบบเปิดหน้าต่างตรวจวงเงินก่อน แสดงยอดบิลนี้ วงเงินเครดิต ยอดที่ใช้ไปรวมบิลนี้ และยอดคงเหลือหลังอนุมัติ บิลเงินสดอนุมัติได้เลย บิลเครดิตที่ยอดคงเหลือติดลบ ปุ่มจะเปลี่ยนเป็น อนุมัติเกินวงเงิน ต้องติ๊กยืนยันและพิมพ์เหตุผลก่อน ระบบบันทึกชื่อผู้อนุมัติ เวลา เหตุผล และติดป้ายว่าบิลนี้อนุมัติเกินวงเงิน แสดงเป็นตัวแดงที่หัวฟอร์ม ชื่อและวันที่อนุมัติพิมพ์ลงช่องผู้อนุมัติในใบสั่งซื้อ</w:t>
+      </w:r>
+    </w:p>
+    <w:p>
+      <w:pPr>
+        <w:spacing w:before="120" w:after="40"/>
+        <w:jc w:val="center"/>
+      </w:pPr>
+      <w:r>
+        <w:rPr>
+          <w:noProof/>
+        </w:rPr>
+        <w:drawing>
+          <wp:inline distT="0" distB="0" distL="0" distR="0">
+            <wp:extent cx="5715000" cy="3571875"/>
+            <wp:effectExtent l="0" t="0" r="0" b="0"/>
+            <wp:docPr id="26" name="Picture 26"/>
+            <wp:cNvGraphicFramePr>
+              <a:graphicFrameLocks xmlns:a="http://schemas.openxmlformats.org/drawingml/2006/main" noChangeAspect="1"/>
+            </wp:cNvGraphicFramePr>
+            <a:graphic xmlns:a="http://schemas.openxmlformats.org/drawingml/2006/main">
+              <a:graphicData uri="http://schemas.openxmlformats.org/drawingml/2006/picture">
+                <pic:pic xmlns:pic="http://schemas.openxmlformats.org/drawingml/2006/picture">
+                  <pic:nvPicPr>
+                    <pic:cNvPr id="0" name=""/>
+                    <pic:cNvPicPr>
+                      <a:picLocks noChangeAspect="1" noChangeArrowheads="1"/>
+                    </pic:cNvPicPr>
+                  </pic:nvPicPr>
+                  <pic:blipFill>
+                    <a:blip r:embed="rId36"/>
+                    <a:srcRect/>
+                    <a:stretch>
+                      <a:fillRect/>
+                    </a:stretch>
+                  </pic:blipFill>
+                  <pic:spPr bwMode="auto">
+                    <a:xfrm>
+                      <a:off x="0" y="0"/>
+                      <a:ext cx="5715000" cy="3571875"/>
+                    </a:xfrm>
+                    <a:prstGeom prst="rect">
+                      <a:avLst/>
+                    </a:prstGeom>
+                  </pic:spPr>
+                </pic:pic>
+              </a:graphicData>
+            </a:graphic>
+          </wp:inline>
+        </w:drawing>
+      </w:r>
+    </w:p>
+    <w:p>
+      <w:pPr>
+        <w:spacing w:before="60" w:after="200"/>
+        <w:jc w:val="center"/>
+      </w:pPr>
+      <w:r>
+        <w:rPr>
+          <w:i/>
+          <w:iCs/>
+          <w:color w:val="64748B"/>
+          <w:sz w:val="17"/>
+          <w:szCs w:val="17"/>
+        </w:rPr>
+        <w:t>ภาพ 26 หน้าต่างอนุมัติ ตัวอย่างบิลเครดิต 127,149 บาท วงเงิน 100,000 บาท คงเหลือติดลบ ต้องยืนยันอนุมัติเกินวงเงินพร้อมเหตุผล</w:t>
+      </w:r>
+    </w:p>
+    <w:p>
+      <w:pPr>
+        <w:pStyle w:val="Heading2"/>
+        <w:spacing w:before="240" w:after="120"/>
+      </w:pPr>
+      <w:r>
+        <w:rPr>
+          <w:b/>
+          <w:bCs/>
+          <w:color w:val="1E3A8A"/>
+        </w:rPr>
+        <w:t>1.14 แก้หน้าจอที่พบระหว่างทดสอบ</w:t>
+      </w:r>
+    </w:p>
+    <w:p>
+      <w:pPr>
+        <w:spacing w:after="120" w:line="300" w:lineRule="auto"/>
+      </w:pPr>
+      <w:r>
+        <w:t xml:space="preserve">แถบด้านบนเคยซ้อนทับหัวของแผงแก้ไขที่เลื่อนออกมาจากขวา ชื่อหน้าและเลขที่ใบสั่งซื้อถูกบัง แก้ที่ชุดธีมกลางครั้งเดียว จึงหายทุกหน้าที่ใช้แผงแบบนี้ ทั้งใบสั่งซื้อ ลูกค้า ผู้ใช้ รถ คลัง โรงกลั่น และราคา</w:t>
+      </w:r>
+    </w:p>
+    <w:p>
+      <w:pPr>
+        <w:spacing w:before="120" w:after="40"/>
+        <w:jc w:val="center"/>
+      </w:pPr>
+      <w:r>
+        <w:rPr>
+          <w:noProof/>
+        </w:rPr>
+        <w:drawing>
+          <wp:inline distT="0" distB="0" distL="0" distR="0">
+            <wp:extent cx="5715000" cy="2286000"/>
+            <wp:effectExtent l="0" t="0" r="0" b="0"/>
+            <wp:docPr id="27" name="Picture 27"/>
+            <wp:cNvGraphicFramePr>
+              <a:graphicFrameLocks xmlns:a="http://schemas.openxmlformats.org/drawingml/2006/main" noChangeAspect="1"/>
+            </wp:cNvGraphicFramePr>
+            <a:graphic xmlns:a="http://schemas.openxmlformats.org/drawingml/2006/main">
+              <a:graphicData uri="http://schemas.openxmlformats.org/drawingml/2006/picture">
+                <pic:pic xmlns:pic="http://schemas.openxmlformats.org/drawingml/2006/picture">
+                  <pic:nvPicPr>
+                    <pic:cNvPr id="0" name=""/>
+                    <pic:cNvPicPr>
+                      <a:picLocks noChangeAspect="1" noChangeArrowheads="1"/>
+                    </pic:cNvPicPr>
+                  </pic:nvPicPr>
+                  <pic:blipFill>
+                    <a:blip r:embed="rId37"/>
+                    <a:srcRect/>
+                    <a:stretch>
+                      <a:fillRect/>
+                    </a:stretch>
+                  </pic:blipFill>
+                  <pic:spPr bwMode="auto">
+                    <a:xfrm>
+                      <a:off x="0" y="0"/>
+                      <a:ext cx="5715000" cy="2286000"/>
+                    </a:xfrm>
+                    <a:prstGeom prst="rect">
+                      <a:avLst/>
+                    </a:prstGeom>
+                  </pic:spPr>
+                </pic:pic>
+              </a:graphicData>
+            </a:graphic>
+          </wp:inline>
+        </w:drawing>
+      </w:r>
+    </w:p>
+    <w:p>
+      <w:pPr>
+        <w:spacing w:before="60" w:after="200"/>
+        <w:jc w:val="center"/>
+      </w:pPr>
+      <w:r>
+        <w:rPr>
+          <w:i/>
+          <w:iCs/>
+          <w:color w:val="64748B"/>
+          <w:sz w:val="17"/>
+          <w:szCs w:val="17"/>
+        </w:rPr>
+        <w:t>ภาพ 27 แผงแก้ไขใบสั่งซื้ออยู่เหนือแถบด้านบนแล้ว</w:t>
+      </w:r>
+    </w:p>
+    <w:p>
+      <w:pPr>
+        <w:pStyle w:val="Heading2"/>
+        <w:spacing w:before="240" w:after="120"/>
+      </w:pPr>
+      <w:r>
+        <w:rPr>
+          <w:b/>
+          <w:bCs/>
+          <w:color w:val="1E3A8A"/>
+        </w:rPr>
+        <w:t>สิ่งที่ต้องทำเพิ่มก่อนเปิดใช้งานส่วนที่ปรับรอบนี้</w:t>
+      </w:r>
+    </w:p>
+    <w:p>
+      <w:pPr>
+        <w:pStyle w:val="ListParagraph"/>
+        <w:numPr>
+          <w:ilvl w:val="0"/>
+          <w:numId w:val="4"/>
+        </w:numPr>
+        <w:spacing w:after="60" w:line="300" w:lineRule="auto"/>
+      </w:pPr>
+      <w:r>
+        <w:t>ปรับโครงสร้างฐานข้อมูลเพิ่มอีก 2 ชุด (ลายเซ็นพนักงาน และบทบาทผู้จัดการฝ่ายขายกับการอนุมัติ) ทีมพัฒนาทำบนระบบทดสอบก่อน แล้วทำบนระบบจริงหลังได้รับการยืนยัน</w:t>
+      </w:r>
+    </w:p>
+    <w:p>
+      <w:pPr>
+        <w:pStyle w:val="ListParagraph"/>
+        <w:numPr>
+          <w:ilvl w:val="0"/>
+          <w:numId w:val="4"/>
+        </w:numPr>
+        <w:spacing w:after="60" w:line="300" w:lineRule="auto"/>
+      </w:pPr>
+      <w:r>
+        <w:t>ตั้งพนักงานขายประจำให้ลูกค้าเดิมทุกรายที่ต้องการให้พนักงานขายดูแล ลูกค้าที่ยังว่าง พนักงานขายจะไม่เห็น</w:t>
+      </w:r>
+    </w:p>
+    <w:p>
+      <w:pPr>
+        <w:pStyle w:val="ListParagraph"/>
+        <w:numPr>
+          <w:ilvl w:val="0"/>
+          <w:numId w:val="4"/>
+        </w:numPr>
+        <w:spacing w:after="60" w:line="300" w:lineRule="auto"/>
+      </w:pPr>
+      <w:r>
+        <w:t>สร้างบัญชีผู้จัดการฝ่ายขาย และตกลงกันว่าใครเป็นผู้อนุมัติใบสั่งซื้อ</w:t>
+      </w:r>
+    </w:p>
+    <w:p>
+      <w:pPr>
+        <w:pStyle w:val="ListParagraph"/>
+        <w:numPr>
+          <w:ilvl w:val="0"/>
+          <w:numId w:val="4"/>
+        </w:numPr>
+        <w:spacing w:after="60" w:line="300" w:lineRule="auto"/>
+      </w:pPr>
+      <w:r>
+        <w:t>ให้พนักงานขายและผู้อนุมัติอัปโหลดลายเซ็นก่อนออกเอกสารใบแรก</w:t>
       </w:r>
     </w:p>
     <w:sectPr>
